--- a/deniz-dent/Deniz-Dent-Erisim-ve-KVKK-Onay-Formu.docx
+++ b/deniz-dent/Deniz-Dent-Erisim-ve-KVKK-Onay-Formu.docx
@@ -161,7 +161,23 @@
           <w:sz w:val="22"/>
           <w:szCs w:val="22"/>
         </w:rPr>
-        <w:t xml:space="preserve">Bu bölüm en önemlisi. Lütfen özellikle 1.2'yi dikkatle okuyun.</w:t>
+        <w:t xml:space="preserve">Asistana </w:t>
+      </w:r>
+      <w:r>
+        <w:rPr>
+          <w:b/>
+          <w:bCs/>
+          <w:sz w:val="22"/>
+          <w:szCs w:val="22"/>
+        </w:rPr>
+        <w:t xml:space="preserve">temiz bir hat</w:t>
+      </w:r>
+      <w:r>
+        <w:rPr>
+          <w:sz w:val="22"/>
+          <w:szCs w:val="22"/>
+        </w:rPr>
+        <w:t xml:space="preserve"> ayrılacağını teyit ettiniz; bu bölüm ona göre kısaltıldı. Yazışma kaybı endişesi kalmadı.</w:t>
       </w:r>
     </w:p>
     <w:p>
@@ -175,7 +191,7 @@
           <w:sz w:val="22"/>
           <w:szCs w:val="22"/>
         </w:rPr>
-        <w:t xml:space="preserve">1.1 — Kliniğin WhatsApp'ta kullandığı numara nedir?</w:t>
+        <w:t xml:space="preserve">1.1 — Asistana ayrılacak numara nedir?</w:t>
       </w:r>
     </w:p>
     <w:tbl>
@@ -238,7 +254,7 @@
           <w:sz w:val="22"/>
           <w:szCs w:val="22"/>
         </w:rPr>
-        <w:t xml:space="preserve">1.2 — Bu numara şu anda birinin telefonunda "WhatsApp Business" uygulamasında kullanılıyor mu?</w:t>
+        <w:t xml:space="preserve">1.2 — Bu numara şu anda WhatsApp'a kayıtlı mı?</w:t>
       </w:r>
     </w:p>
     <w:tbl>
@@ -274,62 +290,11 @@
             </w:pPr>
             <w:r>
               <w:rPr>
-                <w:b/>
-                <w:bCs/>
                 <w:color w:val="451A03"/>
                 <w:sz w:val="20"/>
                 <w:szCs w:val="20"/>
               </w:rPr>
-              <w:t xml:space="preserve">Neden soruyoruz:</w:t>
-            </w:r>
-            <w:r>
-              <w:rPr>
-                <w:color w:val="451A03"/>
-                <w:sz w:val="20"/>
-                <w:szCs w:val="20"/>
-              </w:rPr>
-              <w:t xml:space="preserve"> Bir numara ya telefondaki uygulamada ya da otomatik sistemde çalışabilir, ikisinde birden çalışamaz. Numarayı sisteme taşıdığımız anda telefondaki uygulamadan düşer ve </w:t>
-            </w:r>
-            <w:r>
-              <w:rPr>
-                <w:b/>
-                <w:bCs/>
-                <w:color w:val="451A03"/>
-                <w:sz w:val="20"/>
-                <w:szCs w:val="20"/>
-              </w:rPr>
-              <w:t xml:space="preserve">o telefondaki geçmiş yazışmalar kaybolur.</w:t>
-            </w:r>
-          </w:p>
-          <w:p>
-            <w:pPr>
-              <w:spacing w:after="100" w:line="300"/>
-            </w:pPr>
-            <w:r>
-              <w:rPr>
-                <w:color w:val="451A03"/>
-                <w:sz w:val="20"/>
-                <w:szCs w:val="20"/>
-              </w:rPr>
-              <w:t xml:space="preserve">Bu yüzden genellikle </w:t>
-            </w:r>
-            <w:r>
-              <w:rPr>
-                <w:b/>
-                <w:bCs/>
-                <w:color w:val="451A03"/>
-                <w:sz w:val="20"/>
-                <w:szCs w:val="20"/>
-              </w:rPr>
-              <w:t xml:space="preserve">asistan için ayrı bir numara</w:t>
-            </w:r>
-            <w:r>
-              <w:rPr>
-                <w:color w:val="451A03"/>
-                <w:sz w:val="20"/>
-                <w:szCs w:val="20"/>
-              </w:rPr>
-              <w:t xml:space="preserve"> almanızı öneriyoruz. Böylece resepsiyonun elindeki WhatsApp aynen çalışmaya devam eder.</w:t>
+              <w:t xml:space="preserve">Temiz hat olsa bile, numara geçmişte WhatsApp'a kaydedilmişse önce uygulamadan silinmesi gerekiyor. Bir numara aynı anda hem uygulamada hem otomatik sistemde çalışamıyor.</w:t>
             </w:r>
           </w:p>
         </w:tc>
@@ -378,21 +343,21 @@
                 <w:sz w:val="20"/>
                 <w:szCs w:val="20"/>
               </w:rPr>
-              <w:t xml:space="preserve">[ ] Evet, telefonda aktif kullanılıyor</w:t>
-            </w:r>
-          </w:p>
-          <w:p>
-            <w:pPr>
-              <w:spacing w:after="40" w:line="300"/>
-            </w:pPr>
-            <w:r>
-              <w:rPr>
-                <w:rFonts w:ascii="Consolas" w:cs="Consolas" w:eastAsia="Consolas" w:hAnsi="Consolas"/>
-                <w:color w:val="134E4A"/>
-                <w:sz w:val="20"/>
-                <w:szCs w:val="20"/>
-              </w:rPr>
-              <w:t xml:space="preserve">[ ] Hayır, kullanılmıyor</w:t>
+              <w:t xml:space="preserve">[ ] Hayır, hiç WhatsApp'a kaydedilmedi</w:t>
+            </w:r>
+          </w:p>
+          <w:p>
+            <w:pPr>
+              <w:spacing w:after="40" w:line="300"/>
+            </w:pPr>
+            <w:r>
+              <w:rPr>
+                <w:rFonts w:ascii="Consolas" w:cs="Consolas" w:eastAsia="Consolas" w:hAnsi="Consolas"/>
+                <w:color w:val="134E4A"/>
+                <w:sz w:val="20"/>
+                <w:szCs w:val="20"/>
+              </w:rPr>
+              <w:t xml:space="preserve">[ ] Evet, kayıtlı → uygulamadan sileceğiz</w:t>
             </w:r>
           </w:p>
           <w:p>
@@ -407,62 +372,6 @@
                 <w:szCs w:val="20"/>
               </w:rPr>
               <w:t xml:space="preserve">[ ] Bilmiyorum</w:t>
-            </w:r>
-          </w:p>
-          <w:p>
-            <w:pPr>
-              <w:spacing w:after="40" w:line="300"/>
-            </w:pPr>
-            <w:r>
-              <w:rPr>
-                <w:rFonts w:ascii="Consolas" w:cs="Consolas" w:eastAsia="Consolas" w:hAnsi="Consolas"/>
-                <w:color w:val="134E4A"/>
-                <w:sz w:val="20"/>
-                <w:szCs w:val="20"/>
-              </w:rPr>
-              <w:t xml:space="preserve"> </w:t>
-            </w:r>
-          </w:p>
-          <w:p>
-            <w:pPr>
-              <w:spacing w:after="40" w:line="300"/>
-            </w:pPr>
-            <w:r>
-              <w:rPr>
-                <w:rFonts w:ascii="Consolas" w:cs="Consolas" w:eastAsia="Consolas" w:hAnsi="Consolas"/>
-                <w:color w:val="134E4A"/>
-                <w:sz w:val="20"/>
-                <w:szCs w:val="20"/>
-              </w:rPr>
-              <w:t xml:space="preserve">Tercihiniz:</w:t>
-            </w:r>
-          </w:p>
-          <w:p>
-            <w:pPr>
-              <w:spacing w:after="40" w:line="300"/>
-            </w:pPr>
-            <w:r>
-              <w:rPr>
-                <w:rFonts w:ascii="Consolas" w:cs="Consolas" w:eastAsia="Consolas" w:hAnsi="Consolas"/>
-                <w:color w:val="134E4A"/>
-                <w:sz w:val="20"/>
-                <w:szCs w:val="20"/>
-              </w:rPr>
-              <w:t xml:space="preserve">[ ] Asistan için YENİ bir numara alalım (önerimiz)</w:t>
-            </w:r>
-          </w:p>
-          <w:p>
-            <w:pPr>
-              <w:spacing w:after="40" w:line="300"/>
-            </w:pPr>
-            <w:r>
-              <w:rPr>
-                <w:rFonts w:ascii="Consolas" w:cs="Consolas" w:eastAsia="Consolas" w:hAnsi="Consolas"/>
-                <w:color w:val="134E4A"/>
-                <w:sz w:val="20"/>
-                <w:szCs w:val="20"/>
-              </w:rPr>
-              <w:t xml:space="preserve">[ ] Mevcut numarayı taşıyalım, yazışma kaybını kabul ediyoruz</w:t>
             </w:r>
           </w:p>
         </w:tc>
@@ -484,7 +393,7 @@
           <w:sz w:val="22"/>
           <w:szCs w:val="22"/>
         </w:rPr>
-        <w:t xml:space="preserve">1.3 — Meta Business Manager hesabınız var mı?</w:t>
+        <w:t xml:space="preserve">1.3 — Numara doğrulama kodunu alabilir mi?</w:t>
       </w:r>
     </w:p>
     <w:tbl>
@@ -520,11 +429,65 @@
             </w:pPr>
             <w:r>
               <w:rPr>
+                <w:b/>
+                <w:bCs/>
                 <w:color w:val="451A03"/>
                 <w:sz w:val="20"/>
                 <w:szCs w:val="20"/>
               </w:rPr>
-              <w:t xml:space="preserve">Yoksa sorun değil, birlikte açarız. Varsa kimlik numarasını (Business Portfolio ID) iletin.</w:t>
+              <w:t xml:space="preserve">Bu maddeyi atlamayın.</w:t>
+            </w:r>
+            <w:r>
+              <w:rPr>
+                <w:color w:val="451A03"/>
+                <w:sz w:val="20"/>
+                <w:szCs w:val="20"/>
+              </w:rPr>
+              <w:t xml:space="preserve"> Meta, numarayı doğrulamak için tek kullanımlık bir kod gönderiyor: SMS ile veya sesli arama ile.</w:t>
+            </w:r>
+          </w:p>
+          <w:p>
+            <w:pPr>
+              <w:spacing w:after="100" w:line="300"/>
+            </w:pPr>
+            <w:r>
+              <w:rPr>
+                <w:color w:val="451A03"/>
+                <w:sz w:val="20"/>
+                <w:szCs w:val="20"/>
+              </w:rPr>
+              <w:t xml:space="preserve">Klinik hattınız bir </w:t>
+            </w:r>
+            <w:r>
+              <w:rPr>
+                <w:b/>
+                <w:bCs/>
+                <w:color w:val="451A03"/>
+                <w:sz w:val="20"/>
+                <w:szCs w:val="20"/>
+              </w:rPr>
+              <w:t xml:space="preserve">santral arkasındaysa</w:t>
+            </w:r>
+            <w:r>
+              <w:rPr>
+                <w:color w:val="451A03"/>
+                <w:sz w:val="20"/>
+                <w:szCs w:val="20"/>
+              </w:rPr>
+              <w:t xml:space="preserve"> sesli doğrulama çağrısı karşılama anonsuna veya dahili menüye takılabiliyor; kod dinletilemeden çağrı kapanıyor. En sık takıldığımız yer burası.</w:t>
+            </w:r>
+          </w:p>
+          <w:p>
+            <w:pPr>
+              <w:spacing w:after="100" w:line="300"/>
+            </w:pPr>
+            <w:r>
+              <w:rPr>
+                <w:color w:val="451A03"/>
+                <w:sz w:val="20"/>
+                <w:szCs w:val="20"/>
+              </w:rPr>
+              <w:t xml:space="preserve">Doğrulama anında o hattı doğrudan açabilecek bir kişinin hazır olması işi kolaylaştırır.</w:t>
             </w:r>
           </w:p>
         </w:tc>
@@ -573,35 +536,49 @@
                 <w:sz w:val="20"/>
                 <w:szCs w:val="20"/>
               </w:rPr>
-              <w:t xml:space="preserve">[ ] Var  →  ID: ..................................</w:t>
-            </w:r>
-          </w:p>
-          <w:p>
-            <w:pPr>
-              <w:spacing w:after="40" w:line="300"/>
-            </w:pPr>
-            <w:r>
-              <w:rPr>
-                <w:rFonts w:ascii="Consolas" w:cs="Consolas" w:eastAsia="Consolas" w:hAnsi="Consolas"/>
-                <w:color w:val="134E4A"/>
-                <w:sz w:val="20"/>
-                <w:szCs w:val="20"/>
-              </w:rPr>
-              <w:t xml:space="preserve">[ ] Yok</w:t>
-            </w:r>
-          </w:p>
-          <w:p>
-            <w:pPr>
-              <w:spacing w:after="40" w:line="300"/>
-            </w:pPr>
-            <w:r>
-              <w:rPr>
-                <w:rFonts w:ascii="Consolas" w:cs="Consolas" w:eastAsia="Consolas" w:hAnsi="Consolas"/>
-                <w:color w:val="134E4A"/>
-                <w:sz w:val="20"/>
-                <w:szCs w:val="20"/>
-              </w:rPr>
-              <w:t xml:space="preserve">[ ] Bilmiyorum</w:t>
+              <w:t xml:space="preserve">[ ] SMS alabiliyor</w:t>
+            </w:r>
+          </w:p>
+          <w:p>
+            <w:pPr>
+              <w:spacing w:after="40" w:line="300"/>
+            </w:pPr>
+            <w:r>
+              <w:rPr>
+                <w:rFonts w:ascii="Consolas" w:cs="Consolas" w:eastAsia="Consolas" w:hAnsi="Consolas"/>
+                <w:color w:val="134E4A"/>
+                <w:sz w:val="20"/>
+                <w:szCs w:val="20"/>
+              </w:rPr>
+              <w:t xml:space="preserve">[ ] Sesli arama alabiliyor</w:t>
+            </w:r>
+          </w:p>
+          <w:p>
+            <w:pPr>
+              <w:spacing w:after="40" w:line="300"/>
+            </w:pPr>
+            <w:r>
+              <w:rPr>
+                <w:rFonts w:ascii="Consolas" w:cs="Consolas" w:eastAsia="Consolas" w:hAnsi="Consolas"/>
+                <w:color w:val="134E4A"/>
+                <w:sz w:val="20"/>
+                <w:szCs w:val="20"/>
+              </w:rPr>
+              <w:t xml:space="preserve">[ ] Santral arkasında  →  doğrudan ulaşılabilen dahili var mı: ..........</w:t>
+            </w:r>
+          </w:p>
+          <w:p>
+            <w:pPr>
+              <w:spacing w:after="40" w:line="300"/>
+            </w:pPr>
+            <w:r>
+              <w:rPr>
+                <w:rFonts w:ascii="Consolas" w:cs="Consolas" w:eastAsia="Consolas" w:hAnsi="Consolas"/>
+                <w:color w:val="134E4A"/>
+                <w:sz w:val="20"/>
+                <w:szCs w:val="20"/>
+              </w:rPr>
+              <w:t xml:space="preserve">[ ] Bilmiyoruz</w:t>
             </w:r>
           </w:p>
         </w:tc>
@@ -623,7 +600,7 @@
           <w:sz w:val="22"/>
           <w:szCs w:val="22"/>
         </w:rPr>
-        <w:t xml:space="preserve">1.4 — İşletme doğrulaması yapılmış mı?</w:t>
+        <w:t xml:space="preserve">1.4 — Meta Business Manager hesabınız var mı?</w:t>
       </w:r>
     </w:p>
     <w:tbl>
@@ -663,25 +640,7 @@
                 <w:sz w:val="20"/>
                 <w:szCs w:val="20"/>
               </w:rPr>
-              <w:t xml:space="preserve">Meta, WhatsApp'ı otomatik sistemle kullanmadan önce işletmenin gerçek olduğunu doğruluyor. Vergi levhası ve faaliyet belgesi isteniyor, onay birkaç iş günü sürebilir. Yapılmadıysa </w:t>
-            </w:r>
-            <w:r>
-              <w:rPr>
-                <w:b/>
-                <w:bCs/>
-                <w:color w:val="451A03"/>
-                <w:sz w:val="20"/>
-                <w:szCs w:val="20"/>
-              </w:rPr>
-              <w:t xml:space="preserve">en erken bunu başlatalım</w:t>
-            </w:r>
-            <w:r>
-              <w:rPr>
-                <w:color w:val="451A03"/>
-                <w:sz w:val="20"/>
-                <w:szCs w:val="20"/>
-              </w:rPr>
-              <w:t xml:space="preserve">, çünkü diğer adımlar buna bağlı.</w:t>
+              <w:t xml:space="preserve">Yoksa sorun değil, birlikte açarız. Varsa kimlik numarasını (Business Portfolio ID) iletin.</w:t>
             </w:r>
           </w:p>
         </w:tc>
@@ -730,7 +689,35 @@
                 <w:sz w:val="20"/>
                 <w:szCs w:val="20"/>
               </w:rPr>
-              <w:t xml:space="preserve">[ ] Yapıldı   [ ] Yapılmadı   [ ] Bilmiyorum</w:t>
+              <w:t xml:space="preserve">[ ] Var  →  ID: ..................................</w:t>
+            </w:r>
+          </w:p>
+          <w:p>
+            <w:pPr>
+              <w:spacing w:after="40" w:line="300"/>
+            </w:pPr>
+            <w:r>
+              <w:rPr>
+                <w:rFonts w:ascii="Consolas" w:cs="Consolas" w:eastAsia="Consolas" w:hAnsi="Consolas"/>
+                <w:color w:val="134E4A"/>
+                <w:sz w:val="20"/>
+                <w:szCs w:val="20"/>
+              </w:rPr>
+              <w:t xml:space="preserve">[ ] Yok</w:t>
+            </w:r>
+          </w:p>
+          <w:p>
+            <w:pPr>
+              <w:spacing w:after="40" w:line="300"/>
+            </w:pPr>
+            <w:r>
+              <w:rPr>
+                <w:rFonts w:ascii="Consolas" w:cs="Consolas" w:eastAsia="Consolas" w:hAnsi="Consolas"/>
+                <w:color w:val="134E4A"/>
+                <w:sz w:val="20"/>
+                <w:szCs w:val="20"/>
+              </w:rPr>
+              <w:t xml:space="preserve">[ ] Bilmiyorum</w:t>
             </w:r>
           </w:p>
         </w:tc>
@@ -752,7 +739,7 @@
           <w:sz w:val="22"/>
           <w:szCs w:val="22"/>
         </w:rPr>
-        <w:t xml:space="preserve">1.5 — WhatsApp'ta hastaya görünecek işletme adı ne olsun?</w:t>
+        <w:t xml:space="preserve">1.5 — İşletme doğrulaması yapılmış mı?</w:t>
       </w:r>
     </w:p>
     <w:tbl>
@@ -792,7 +779,25 @@
                 <w:sz w:val="20"/>
                 <w:szCs w:val="20"/>
               </w:rPr>
-              <w:t xml:space="preserve">Meta bu ismi onaylıyor; klinik tabelanızla uyumlu olması gerekiyor.</w:t>
+              <w:t xml:space="preserve">Meta, WhatsApp'ı otomatik sistemle kullanmadan önce işletmenin gerçek olduğunu doğruluyor. Vergi levhası ve faaliyet belgesi isteniyor, onay birkaç iş günü sürebilir. Yapılmadıysa </w:t>
+            </w:r>
+            <w:r>
+              <w:rPr>
+                <w:b/>
+                <w:bCs/>
+                <w:color w:val="451A03"/>
+                <w:sz w:val="20"/>
+                <w:szCs w:val="20"/>
+              </w:rPr>
+              <w:t xml:space="preserve">en erken bunu başlatalım</w:t>
+            </w:r>
+            <w:r>
+              <w:rPr>
+                <w:color w:val="451A03"/>
+                <w:sz w:val="20"/>
+                <w:szCs w:val="20"/>
+              </w:rPr>
+              <w:t xml:space="preserve">, çünkü diğer adımlar buna bağlı.</w:t>
             </w:r>
           </w:p>
         </w:tc>
@@ -841,7 +846,243 @@
                 <w:sz w:val="20"/>
                 <w:szCs w:val="20"/>
               </w:rPr>
+              <w:t xml:space="preserve">[ ] Yapıldı   [ ] Yapılmadı   [ ] Bilmiyorum</w:t>
+            </w:r>
+          </w:p>
+        </w:tc>
+      </w:tr>
+    </w:tbl>
+    <w:p>
+      <w:pPr>
+        <w:spacing w:after="160"/>
+      </w:pPr>
+    </w:p>
+    <w:p>
+      <w:pPr>
+        <w:spacing w:after="140" w:line="320"/>
+      </w:pPr>
+      <w:r>
+        <w:rPr>
+          <w:b/>
+          <w:bCs/>
+          <w:sz w:val="22"/>
+          <w:szCs w:val="22"/>
+        </w:rPr>
+        <w:t xml:space="preserve">1.6 — WhatsApp'ta hastaya görünecek işletme adı ne olsun?</w:t>
+      </w:r>
+    </w:p>
+    <w:tbl>
+      <w:tblPr>
+        <w:tblW w:type="dxa" w:w="9360"/>
+        <w:tblBorders>
+          <w:top w:val="single" w:color="auto" w:sz="4"/>
+          <w:left w:val="single" w:color="auto" w:sz="4"/>
+          <w:bottom w:val="single" w:color="auto" w:sz="4"/>
+          <w:right w:val="single" w:color="auto" w:sz="4"/>
+          <w:insideH w:val="single" w:color="auto" w:sz="4"/>
+          <w:insideV w:val="single" w:color="auto" w:sz="4"/>
+        </w:tblBorders>
+      </w:tblPr>
+      <w:tblGrid>
+        <w:gridCol w:w="9360"/>
+      </w:tblGrid>
+      <w:tr>
+        <w:tc>
+          <w:tcPr>
+            <w:tcW w:type="dxa" w:w="9360"/>
+            <w:shd w:fill="FEF3C7" w:val="clear"/>
+            <w:tcMar>
+              <w:top w:type="dxa" w:w="140"/>
+              <w:left w:type="dxa" w:w="200"/>
+              <w:bottom w:type="dxa" w:w="140"/>
+              <w:right w:type="dxa" w:w="200"/>
+            </w:tcMar>
+          </w:tcPr>
+          <w:p>
+            <w:pPr>
+              <w:spacing w:after="100" w:line="300"/>
+            </w:pPr>
+            <w:r>
+              <w:rPr>
+                <w:color w:val="451A03"/>
+                <w:sz w:val="20"/>
+                <w:szCs w:val="20"/>
+              </w:rPr>
+              <w:t xml:space="preserve">Meta bu ismi onaylıyor; klinik tabelanızla uyumlu olması gerekiyor.</w:t>
+            </w:r>
+          </w:p>
+        </w:tc>
+      </w:tr>
+    </w:tbl>
+    <w:p>
+      <w:pPr>
+        <w:spacing w:after="200"/>
+      </w:pPr>
+    </w:p>
+    <w:tbl>
+      <w:tblPr>
+        <w:tblW w:type="dxa" w:w="9360"/>
+        <w:tblBorders>
+          <w:top w:val="single" w:color="auto" w:sz="4"/>
+          <w:left w:val="single" w:color="auto" w:sz="4"/>
+          <w:bottom w:val="single" w:color="auto" w:sz="4"/>
+          <w:right w:val="single" w:color="auto" w:sz="4"/>
+          <w:insideH w:val="single" w:color="auto" w:sz="4"/>
+          <w:insideV w:val="single" w:color="auto" w:sz="4"/>
+        </w:tblBorders>
+      </w:tblPr>
+      <w:tblGrid>
+        <w:gridCol w:w="9360"/>
+      </w:tblGrid>
+      <w:tr>
+        <w:tc>
+          <w:tcPr>
+            <w:tcW w:type="dxa" w:w="9360"/>
+            <w:shd w:fill="F0FDFA" w:val="clear"/>
+            <w:tcMar>
+              <w:top w:type="dxa" w:w="120"/>
+              <w:left w:type="dxa" w:w="180"/>
+              <w:bottom w:type="dxa" w:w="120"/>
+              <w:right w:type="dxa" w:w="180"/>
+            </w:tcMar>
+          </w:tcPr>
+          <w:p>
+            <w:pPr>
+              <w:spacing w:after="40" w:line="300"/>
+            </w:pPr>
+            <w:r>
+              <w:rPr>
+                <w:rFonts w:ascii="Consolas" w:cs="Consolas" w:eastAsia="Consolas" w:hAnsi="Consolas"/>
+                <w:color w:val="134E4A"/>
+                <w:sz w:val="20"/>
+                <w:szCs w:val="20"/>
+              </w:rPr>
               <w:t xml:space="preserve">Cevap: ......................................................</w:t>
+            </w:r>
+          </w:p>
+        </w:tc>
+      </w:tr>
+    </w:tbl>
+    <w:p>
+      <w:pPr>
+        <w:spacing w:after="160"/>
+      </w:pPr>
+    </w:p>
+    <w:p>
+      <w:pPr>
+        <w:spacing w:after="140" w:line="320"/>
+      </w:pPr>
+      <w:r>
+        <w:rPr>
+          <w:b/>
+          <w:bCs/>
+          <w:sz w:val="22"/>
+          <w:szCs w:val="22"/>
+        </w:rPr>
+        <w:t xml:space="preserve">1.7 — Asistan WhatsApp'ta ne zaman cevap versin?</w:t>
+      </w:r>
+    </w:p>
+    <w:tbl>
+      <w:tblPr>
+        <w:tblW w:type="dxa" w:w="9360"/>
+        <w:tblBorders>
+          <w:top w:val="single" w:color="auto" w:sz="4"/>
+          <w:left w:val="single" w:color="auto" w:sz="4"/>
+          <w:bottom w:val="single" w:color="auto" w:sz="4"/>
+          <w:right w:val="single" w:color="auto" w:sz="4"/>
+          <w:insideH w:val="single" w:color="auto" w:sz="4"/>
+          <w:insideV w:val="single" w:color="auto" w:sz="4"/>
+        </w:tblBorders>
+      </w:tblPr>
+      <w:tblGrid>
+        <w:gridCol w:w="9360"/>
+      </w:tblGrid>
+      <w:tr>
+        <w:tc>
+          <w:tcPr>
+            <w:tcW w:type="dxa" w:w="9360"/>
+            <w:shd w:fill="FEF3C7" w:val="clear"/>
+            <w:tcMar>
+              <w:top w:type="dxa" w:w="140"/>
+              <w:left w:type="dxa" w:w="200"/>
+              <w:bottom w:type="dxa" w:w="140"/>
+              <w:right w:type="dxa" w:w="200"/>
+            </w:tcMar>
+          </w:tcPr>
+          <w:p>
+            <w:pPr>
+              <w:spacing w:after="100" w:line="300"/>
+            </w:pPr>
+            <w:r>
+              <w:rPr>
+                <w:color w:val="451A03"/>
+                <w:sz w:val="20"/>
+                <w:szCs w:val="20"/>
+              </w:rPr>
+              <w:t xml:space="preserve">Önerimiz 7/24. Hat zaten asistana ayrıldığı için gündüz gelen mesaj cevapsız kalmasın istiyoruz. Ekibiniz panelden istediği an devralabilir.</w:t>
+            </w:r>
+          </w:p>
+        </w:tc>
+      </w:tr>
+    </w:tbl>
+    <w:p>
+      <w:pPr>
+        <w:spacing w:after="200"/>
+      </w:pPr>
+    </w:p>
+    <w:tbl>
+      <w:tblPr>
+        <w:tblW w:type="dxa" w:w="9360"/>
+        <w:tblBorders>
+          <w:top w:val="single" w:color="auto" w:sz="4"/>
+          <w:left w:val="single" w:color="auto" w:sz="4"/>
+          <w:bottom w:val="single" w:color="auto" w:sz="4"/>
+          <w:right w:val="single" w:color="auto" w:sz="4"/>
+          <w:insideH w:val="single" w:color="auto" w:sz="4"/>
+          <w:insideV w:val="single" w:color="auto" w:sz="4"/>
+        </w:tblBorders>
+      </w:tblPr>
+      <w:tblGrid>
+        <w:gridCol w:w="9360"/>
+      </w:tblGrid>
+      <w:tr>
+        <w:tc>
+          <w:tcPr>
+            <w:tcW w:type="dxa" w:w="9360"/>
+            <w:shd w:fill="F0FDFA" w:val="clear"/>
+            <w:tcMar>
+              <w:top w:type="dxa" w:w="120"/>
+              <w:left w:type="dxa" w:w="180"/>
+              <w:bottom w:type="dxa" w:w="120"/>
+              <w:right w:type="dxa" w:w="180"/>
+            </w:tcMar>
+          </w:tcPr>
+          <w:p>
+            <w:pPr>
+              <w:spacing w:after="40" w:line="300"/>
+            </w:pPr>
+            <w:r>
+              <w:rPr>
+                <w:rFonts w:ascii="Consolas" w:cs="Consolas" w:eastAsia="Consolas" w:hAnsi="Consolas"/>
+                <w:color w:val="134E4A"/>
+                <w:sz w:val="20"/>
+                <w:szCs w:val="20"/>
+              </w:rPr>
+              <w:t xml:space="preserve">[ ] 7/24 asistan karşılasın (önerimiz)</w:t>
+            </w:r>
+          </w:p>
+          <w:p>
+            <w:pPr>
+              <w:spacing w:after="40" w:line="300"/>
+            </w:pPr>
+            <w:r>
+              <w:rPr>
+                <w:rFonts w:ascii="Consolas" w:cs="Consolas" w:eastAsia="Consolas" w:hAnsi="Consolas"/>
+                <w:color w:val="134E4A"/>
+                <w:sz w:val="20"/>
+                <w:szCs w:val="20"/>
+              </w:rPr>
+              <w:t xml:space="preserve">[ ] Sadece mesai dışında, gündüz ekibimiz cevaplasın</w:t>
             </w:r>
           </w:p>
         </w:tc>
@@ -4431,7 +4672,7 @@
           <w:sz w:val="22"/>
           <w:szCs w:val="22"/>
         </w:rPr>
-        <w:t xml:space="preserve"> (madde 1.4) — en uzun süren adım</w:t>
+        <w:t xml:space="preserve"> (madde 1.5) — en uzun süren adım</w:t>
       </w:r>
     </w:p>
     <w:p>
@@ -4450,14 +4691,14 @@
           <w:sz w:val="22"/>
           <w:szCs w:val="22"/>
         </w:rPr>
-        <w:t xml:space="preserve">WhatsApp numarası kararı</w:t>
-      </w:r>
-      <w:r>
-        <w:rPr>
-          <w:sz w:val="22"/>
-          <w:szCs w:val="22"/>
-        </w:rPr>
-        <w:t xml:space="preserve"> (madde 1.2) — sonradan değiştirmek zor</w:t>
+        <w:t xml:space="preserve">Doğrulama kodu erişimi</w:t>
+      </w:r>
+      <w:r>
+        <w:rPr>
+          <w:sz w:val="22"/>
+          <w:szCs w:val="22"/>
+        </w:rPr>
+        <w:t xml:space="preserve"> (madde 1.3) — santral arkasındaysa önceden hazırlık ister</w:t>
       </w:r>
     </w:p>
     <w:p>
